--- a/docs/splm/Determining_optimal_gamma_for_SPLM_PARFLM_and_Fock-PARFLM.docx
+++ b/docs/splm/Determining_optimal_gamma_for_SPLM_PARFLM_and_Fock-PARFLM.docx
@@ -188,13 +188,191 @@
         </w:rPr>
       </w:pPr>
     </w:p>
-    <w:p/>
-    <w:p/>
+    <w:p>
+      <w:pPr>
+        <w:rPr>
+          <w:rFonts w:eastAsiaTheme="minorEastAsia"/>
+        </w:rPr>
+      </w:pPr>
+      <w:r>
+        <w:rPr>
+          <w:rFonts w:eastAsiaTheme="minorEastAsia"/>
+        </w:rPr>
+        <w:t>discretized as a semi-implicit damped Euler step</w:t>
+      </w:r>
+    </w:p>
+    <w:p>
+      <w:pPr>
+        <w:rPr>
+          <w:rFonts w:eastAsiaTheme="minorEastAsia"/>
+        </w:rPr>
+      </w:pPr>
+    </w:p>
+    <w:p>
+      <w:pPr>
+        <w:rPr>
+          <w:rFonts w:eastAsiaTheme="minorEastAsia"/>
+          <w:color w:val="FF0000"/>
+        </w:rPr>
+      </w:pPr>
+      <w:r>
+        <w:rPr>
+          <w:rFonts w:eastAsiaTheme="minorEastAsia"/>
+          <w:color w:val="FF0000"/>
+        </w:rPr>
+        <w:t>//TODO: finish the basics of the SPLM model dynamics and introduction to gamma control theory</w:t>
+      </w:r>
+      <w:r>
+        <w:rPr>
+          <w:rFonts w:eastAsiaTheme="minorEastAsia"/>
+          <w:color w:val="FF0000"/>
+        </w:rPr>
+        <w:t xml:space="preserve"> (doc </w:t>
+      </w:r>
+      <w:hyperlink r:id="rId4" w:history="1">
+        <w:r>
+          <w:rPr>
+            <w:rStyle w:val="Hyperlink"/>
+            <w:rFonts w:eastAsiaTheme="minorEastAsia"/>
+          </w:rPr>
+          <w:t>here</w:t>
+        </w:r>
+      </w:hyperlink>
+      <w:r>
+        <w:rPr>
+          <w:rFonts w:eastAsiaTheme="minorEastAsia"/>
+          <w:color w:val="FF0000"/>
+        </w:rPr>
+        <w:t>)</w:t>
+      </w:r>
+    </w:p>
+    <w:p>
+      <w:pPr>
+        <w:rPr>
+          <w:rFonts w:eastAsiaTheme="minorEastAsia"/>
+        </w:rPr>
+      </w:pPr>
+    </w:p>
+    <w:p>
+      <w:pPr>
+        <w:rPr>
+          <w:rFonts w:eastAsiaTheme="minorEastAsia"/>
+        </w:rPr>
+      </w:pPr>
+    </w:p>
     <w:p>
       <w:pPr>
         <w:pStyle w:val="Heading1"/>
       </w:pPr>
       <w:r>
+        <w:t>Optimal Gamma in the Fock-PARFLM Model</w:t>
+      </w:r>
+    </w:p>
+    <w:p/>
+    <w:p/>
+    <w:p/>
+    <w:p>
+      <w:r>
+        <w:rPr>
+          <w:b/>
+          <w:bCs/>
+        </w:rPr>
+        <w:t>Note</w:t>
+      </w:r>
+      <w:r>
+        <w:t xml:space="preserve"> on learnable </w:t>
+      </w:r>
+      <w:r>
+        <w:rPr>
+          <w:rFonts w:ascii="Consolas" w:hAnsi="Consolas" w:cs="Consolas"/>
+          <w:szCs w:val="19"/>
+        </w:rPr>
+        <w:t>gamma</w:t>
+      </w:r>
+      <w:r>
+        <w:t xml:space="preserve"> in the Fock-PARFLM model</w:t>
+      </w:r>
+    </w:p>
+    <w:p/>
+    <w:p>
+      <w:r>
+        <w:rPr>
+          <w:rFonts w:ascii="Consolas" w:hAnsi="Consolas" w:cs="Consolas"/>
+        </w:rPr>
+        <w:t>gamma</w:t>
+      </w:r>
+      <w:r>
+        <w:t xml:space="preserve"> is learnable </w:t>
+      </w:r>
+    </w:p>
+    <w:p/>
+    <w:p/>
+    <w:p>
+      <w:pPr>
+        <w:rPr>
+          <w:rFonts w:eastAsiaTheme="minorEastAsia"/>
+          <w:color w:val="FF0000"/>
+        </w:rPr>
+      </w:pPr>
+      <w:r>
+        <w:rPr>
+          <w:rFonts w:eastAsiaTheme="minorEastAsia"/>
+          <w:color w:val="FF0000"/>
+        </w:rPr>
+        <w:t xml:space="preserve">//TODO: finish the basics of the </w:t>
+      </w:r>
+      <w:r>
+        <w:rPr>
+          <w:rFonts w:eastAsiaTheme="minorEastAsia"/>
+          <w:color w:val="FF0000"/>
+        </w:rPr>
+        <w:t>Fock-PARFLM</w:t>
+      </w:r>
+      <w:r>
+        <w:rPr>
+          <w:rFonts w:eastAsiaTheme="minorEastAsia"/>
+          <w:color w:val="FF0000"/>
+        </w:rPr>
+        <w:t xml:space="preserve"> model dynamics and introduction to gamma control theory</w:t>
+      </w:r>
+      <w:r>
+        <w:rPr>
+          <w:rFonts w:eastAsiaTheme="minorEastAsia"/>
+          <w:color w:val="FF0000"/>
+        </w:rPr>
+        <w:t xml:space="preserve"> (doc </w:t>
+      </w:r>
+      <w:hyperlink r:id="rId5" w:history="1">
+        <w:r>
+          <w:rPr>
+            <w:rStyle w:val="Hyperlink"/>
+            <w:rFonts w:eastAsiaTheme="minorEastAsia"/>
+          </w:rPr>
+          <w:t>here</w:t>
+        </w:r>
+      </w:hyperlink>
+      <w:r>
+        <w:rPr>
+          <w:rFonts w:eastAsiaTheme="minorEastAsia"/>
+          <w:color w:val="FF0000"/>
+        </w:rPr>
+        <w:t>)</w:t>
+      </w:r>
+    </w:p>
+    <w:p>
+      <w:pPr>
+        <w:rPr>
+          <w:rFonts w:eastAsiaTheme="minorEastAsia"/>
+        </w:rPr>
+      </w:pPr>
+    </w:p>
+    <w:p/>
+    <w:p/>
+    <w:p>
+      <w:pPr>
+        <w:pStyle w:val="Heading1"/>
+      </w:pPr>
+      <w:r>
         <w:t>References</w:t>
       </w:r>
     </w:p>
@@ -202,15 +380,71 @@
       <w:r>
         <w:t>[1]</w:t>
       </w:r>
+      <w:r>
+        <w:t xml:space="preserve"> </w:t>
+      </w:r>
+      <w:hyperlink r:id="rId6" w:history="1">
+        <w:r>
+          <w:rPr>
+            <w:rStyle w:val="Hyperlink"/>
+            <w:rFonts w:eastAsiaTheme="minorEastAsia"/>
+          </w:rPr>
+          <w:t xml:space="preserve">Semantic Simulation: A Prescriptive </w:t>
+        </w:r>
+        <w:proofErr w:type="spellStart"/>
+        <w:r>
+          <w:rPr>
+            <w:rStyle w:val="Hyperlink"/>
+            <w:rFonts w:eastAsiaTheme="minorEastAsia"/>
+          </w:rPr>
+          <w:t>Lagrangian</w:t>
+        </w:r>
+        <w:proofErr w:type="spellEnd"/>
+        <w:r>
+          <w:rPr>
+            <w:rStyle w:val="Hyperlink"/>
+            <w:rFonts w:eastAsiaTheme="minorEastAsia"/>
+          </w:rPr>
+          <w:t xml:space="preserve"> Framework for Efficient Semantic Inference, D.Gueorguiev, 2026</w:t>
+        </w:r>
+      </w:hyperlink>
     </w:p>
     <w:p>
       <w:r>
         <w:t>[2]</w:t>
       </w:r>
+      <w:r>
+        <w:t xml:space="preserve"> </w:t>
+      </w:r>
+      <w:hyperlink r:id="rId7" w:history="1">
+        <w:r>
+          <w:rPr>
+            <w:rStyle w:val="Hyperlink"/>
+          </w:rPr>
+          <w:t xml:space="preserve">Determining Optimal Gamma for SPLM, </w:t>
+        </w:r>
+        <w:r>
+          <w:rPr>
+            <w:rStyle w:val="Hyperlink"/>
+            <w:i/>
+            <w:iCs/>
+          </w:rPr>
+          <w:t>SemSimula</w:t>
+        </w:r>
+        <w:r>
+          <w:rPr>
+            <w:rStyle w:val="Hyperlink"/>
+          </w:rPr>
+          <w:t xml:space="preserve"> companion note, 2026</w:t>
+        </w:r>
+      </w:hyperlink>
     </w:p>
     <w:p>
       <w:r>
         <w:t>[3]</w:t>
+      </w:r>
+      <w:r>
+        <w:t xml:space="preserve"> Determining Optimal Gamma for Fock-PARFLM, SemSimula companion note, 2026</w:t>
       </w:r>
     </w:p>
     <w:sectPr>
@@ -1147,6 +1381,29 @@
       <w:color w:val="666666"/>
     </w:rPr>
   </w:style>
+  <w:style w:type="character" w:styleId="Hyperlink">
+    <w:name w:val="Hyperlink"/>
+    <w:basedOn w:val="DefaultParagraphFont"/>
+    <w:uiPriority w:val="99"/>
+    <w:unhideWhenUsed/>
+    <w:rsid w:val="00C55342"/>
+    <w:rPr>
+      <w:color w:val="0563C1" w:themeColor="hyperlink"/>
+      <w:u w:val="single"/>
+    </w:rPr>
+  </w:style>
+  <w:style w:type="character" w:styleId="UnresolvedMention">
+    <w:name w:val="Unresolved Mention"/>
+    <w:basedOn w:val="DefaultParagraphFont"/>
+    <w:uiPriority w:val="99"/>
+    <w:semiHidden/>
+    <w:unhideWhenUsed/>
+    <w:rsid w:val="00C55342"/>
+    <w:rPr>
+      <w:color w:val="605E5C"/>
+      <w:shd w:val="clear" w:color="auto" w:fill="E1DFDD"/>
+    </w:rPr>
+  </w:style>
 </w:styles>
 </file>
 

--- a/docs/splm/Determining_optimal_gamma_for_SPLM_PARFLM_and_Fock-PARFLM.docx
+++ b/docs/splm/Determining_optimal_gamma_for_SPLM_PARFLM_and_Fock-PARFLM.docx
@@ -13,6 +13,41 @@
     <w:p>
       <w:r>
         <w:t>compiled by D. Gueorguiev, 8/2/2026</w:t>
+      </w:r>
+    </w:p>
+    <w:p/>
+    <w:p>
+      <w:pPr>
+        <w:pStyle w:val="Heading1"/>
+      </w:pPr>
+      <w:r>
+        <w:t>Notation</w:t>
+      </w:r>
+    </w:p>
+    <w:p>
+      <m:oMath>
+        <m:r>
+          <w:rPr>
+            <w:rFonts w:ascii="Cambria Math" w:hAnsi="Cambria Math"/>
+          </w:rPr>
+          <m:t>x</m:t>
+        </m:r>
+      </m:oMath>
+      <w:r>
+        <w:t xml:space="preserve"> – the raw token ID sequence </w:t>
+      </w:r>
+    </w:p>
+    <w:p>
+      <m:oMath>
+        <m:r>
+          <w:rPr>
+            <w:rFonts w:ascii="Cambria Math" w:hAnsi="Cambria Math"/>
+          </w:rPr>
+          <m:t>h</m:t>
+        </m:r>
+      </m:oMath>
+      <w:r>
+        <w:t xml:space="preserve"> - </w:t>
       </w:r>
     </w:p>
     <w:p/>

--- a/docs/splm/Determining_optimal_gamma_for_SPLM_PARFLM_and_Fock-PARFLM.docx
+++ b/docs/splm/Determining_optimal_gamma_for_SPLM_PARFLM_and_Fock-PARFLM.docx
@@ -22,6 +22,41 @@
       </w:pPr>
       <w:r>
         <w:t>Notation</w:t>
+      </w:r>
+    </w:p>
+    <w:p>
+      <m:oMath>
+        <m:r>
+          <w:rPr>
+            <w:rFonts w:ascii="Cambria Math" w:hAnsi="Cambria Math"/>
+          </w:rPr>
+          <m:t>T</m:t>
+        </m:r>
+      </m:oMath>
+      <w:r>
+        <w:rPr>
+          <w:rFonts w:eastAsiaTheme="minorEastAsia"/>
+        </w:rPr>
+        <w:t xml:space="preserve"> – sequence length</w:t>
+      </w:r>
+      <w:r>
+        <w:t xml:space="preserve"> </w:t>
+      </w:r>
+    </w:p>
+    <w:p>
+      <m:oMath>
+        <m:r>
+          <w:rPr>
+            <w:rFonts w:ascii="Cambria Math" w:hAnsi="Cambria Math"/>
+          </w:rPr>
+          <m:t>B</m:t>
+        </m:r>
+      </m:oMath>
+      <w:r>
+        <w:rPr>
+          <w:rFonts w:eastAsiaTheme="minorEastAsia"/>
+        </w:rPr>
+        <w:t xml:space="preserve"> – batch size</w:t>
       </w:r>
     </w:p>
     <w:p>
@@ -36,6 +71,9 @@
       <w:r>
         <w:t xml:space="preserve"> – the raw token ID sequence </w:t>
       </w:r>
+      <w:r>
+        <w:t>which is a tensor of integers where each integer indexes into the BPE vocabulary (size 50,257 for the GPT-2 tokenizer). It is the model input before any embedding or processing happens.</w:t>
+      </w:r>
     </w:p>
     <w:p>
       <m:oMath>
@@ -47,7 +85,50 @@
         </m:r>
       </m:oMath>
       <w:r>
-        <w:t xml:space="preserve"> - </w:t>
+        <w:t xml:space="preserve"> </w:t>
+      </w:r>
+      <m:oMath>
+        <m:r>
+          <w:rPr>
+            <w:rFonts w:ascii="Cambria Math" w:hAnsi="Cambria Math"/>
+          </w:rPr>
+          <m:t>∈</m:t>
+        </m:r>
+        <m:sSup>
+          <m:sSupPr>
+            <m:ctrlPr>
+              <w:rPr>
+                <w:rFonts w:ascii="Cambria Math" w:hAnsi="Cambria Math"/>
+                <w:i/>
+              </w:rPr>
+            </m:ctrlPr>
+          </m:sSupPr>
+          <m:e>
+            <m:r>
+              <m:rPr>
+                <m:scr m:val="double-struck"/>
+              </m:rPr>
+              <w:rPr>
+                <w:rFonts w:ascii="Cambria Math" w:hAnsi="Cambria Math"/>
+              </w:rPr>
+              <m:t>R</m:t>
+            </m:r>
+          </m:e>
+          <m:sup>
+            <m:r>
+              <w:rPr>
+                <w:rFonts w:ascii="Cambria Math" w:hAnsi="Cambria Math"/>
+              </w:rPr>
+              <m:t>d</m:t>
+            </m:r>
+          </m:sup>
+        </m:sSup>
+      </m:oMath>
+      <w:r>
+        <w:rPr>
+          <w:rFonts w:eastAsiaTheme="minorEastAsia"/>
+        </w:rPr>
+        <w:t xml:space="preserve"> – hidden state </w:t>
       </w:r>
     </w:p>
     <w:p/>
@@ -479,7 +560,103 @@
         <w:t>[3]</w:t>
       </w:r>
       <w:r>
-        <w:t xml:space="preserve"> Determining Optimal Gamma for Fock-PARFLM, SemSimula companion note, 2026</w:t>
+        <w:t xml:space="preserve"> Determining Optimal Gamma for Fock-PARFLM, Sem</w:t>
+      </w:r>
+      <w:r>
+        <w:t>s</w:t>
+      </w:r>
+      <w:r>
+        <w:t>imula companion note, 2026</w:t>
+      </w:r>
+    </w:p>
+    <w:p/>
+    <w:p>
+      <w:pPr>
+        <w:pStyle w:val="Heading1"/>
+      </w:pPr>
+      <w:r>
+        <w:t>Appendix</w:t>
+      </w:r>
+    </w:p>
+    <w:p/>
+    <w:p>
+      <w:pPr>
+        <w:pStyle w:val="Heading2"/>
+      </w:pPr>
+      <w:r>
+        <w:t>How the Hessian and its Eigenvalues Are Calculated</w:t>
+      </w:r>
+    </w:p>
+    <w:p/>
+    <w:p>
+      <w:r>
+        <w:t xml:space="preserve">In the tuple </w:t>
+      </w:r>
+      <m:oMath>
+        <m:d>
+          <m:dPr>
+            <m:ctrlPr>
+              <w:rPr>
+                <w:rFonts w:ascii="Cambria Math" w:hAnsi="Cambria Math"/>
+                <w:i/>
+              </w:rPr>
+            </m:ctrlPr>
+          </m:dPr>
+          <m:e>
+            <m:r>
+              <w:rPr>
+                <w:rFonts w:ascii="Cambria Math" w:hAnsi="Cambria Math"/>
+              </w:rPr>
+              <m:t>ξ,h,x</m:t>
+            </m:r>
+          </m:e>
+        </m:d>
+      </m:oMath>
+      <w:r>
+        <w:rPr>
+          <w:rFonts w:eastAsiaTheme="minorEastAsia"/>
+        </w:rPr>
+        <w:t xml:space="preserve"> , </w:t>
+      </w:r>
+      <m:oMath>
+        <m:r>
+          <w:rPr>
+            <w:rFonts w:ascii="Cambria Math" w:eastAsiaTheme="minorEastAsia" w:hAnsi="Cambria Math"/>
+          </w:rPr>
+          <m:t>x</m:t>
+        </m:r>
+      </m:oMath>
+      <w:r>
+        <w:rPr>
+          <w:rFonts w:eastAsiaTheme="minorEastAsia"/>
+        </w:rPr>
+        <w:t xml:space="preserve"> with shape </w:t>
+      </w:r>
+      <m:oMath>
+        <m:d>
+          <m:dPr>
+            <m:ctrlPr>
+              <w:rPr>
+                <w:rFonts w:ascii="Cambria Math" w:eastAsiaTheme="minorEastAsia" w:hAnsi="Cambria Math"/>
+                <w:i/>
+              </w:rPr>
+            </m:ctrlPr>
+          </m:dPr>
+          <m:e>
+            <m:r>
+              <w:rPr>
+                <w:rFonts w:ascii="Cambria Math" w:eastAsiaTheme="minorEastAsia" w:hAnsi="Cambria Math"/>
+              </w:rPr>
+              <m:t>B,T</m:t>
+            </m:r>
+          </m:e>
+        </m:d>
+      </m:oMath>
+      <w:r>
+        <w:rPr>
+          <w:rFonts w:eastAsiaTheme="minorEastAsia"/>
+        </w:rPr>
+        <w:t xml:space="preserve"> Is the input token sequence </w:t>
       </w:r>
     </w:p>
     <w:sectPr>
@@ -920,10 +1097,9 @@
     <w:next w:val="Normal"/>
     <w:link w:val="Heading2Char"/>
     <w:uiPriority w:val="9"/>
-    <w:semiHidden/>
     <w:unhideWhenUsed/>
     <w:qFormat/>
-    <w:rsid w:val="00D97A8D"/>
+    <w:rsid w:val="00032194"/>
     <w:pPr>
       <w:keepNext/>
       <w:keepLines/>
@@ -932,7 +1108,7 @@
     <w:rPr>
       <w:rFonts w:asciiTheme="majorHAnsi" w:eastAsiaTheme="majorEastAsia" w:hAnsiTheme="majorHAnsi" w:cstheme="majorBidi"/>
       <w:color w:val="2F5496" w:themeColor="accent1" w:themeShade="BF"/>
-      <w:sz w:val="26"/>
+      <w:sz w:val="24"/>
       <w:szCs w:val="32"/>
     </w:rPr>
   </w:style>
@@ -1134,12 +1310,10 @@
     <w:basedOn w:val="DefaultParagraphFont"/>
     <w:link w:val="Heading2"/>
     <w:uiPriority w:val="9"/>
-    <w:semiHidden/>
-    <w:rsid w:val="00D97A8D"/>
+    <w:rsid w:val="00032194"/>
     <w:rPr>
       <w:rFonts w:asciiTheme="majorHAnsi" w:eastAsiaTheme="majorEastAsia" w:hAnsiTheme="majorHAnsi" w:cstheme="majorBidi"/>
       <w:color w:val="2F5496" w:themeColor="accent1" w:themeShade="BF"/>
-      <w:sz w:val="26"/>
       <w:szCs w:val="32"/>
     </w:rPr>
   </w:style>

--- a/docs/splm/Determining_optimal_gamma_for_SPLM_PARFLM_and_Fock-PARFLM.docx
+++ b/docs/splm/Determining_optimal_gamma_for_SPLM_PARFLM_and_Fock-PARFLM.docx
@@ -128,7 +128,19 @@
         <w:rPr>
           <w:rFonts w:eastAsiaTheme="minorEastAsia"/>
         </w:rPr>
-        <w:t xml:space="preserve"> – hidden state </w:t>
+        <w:t xml:space="preserve"> </w:t>
+      </w:r>
+      <w:r>
+        <w:rPr>
+          <w:rFonts w:eastAsiaTheme="minorEastAsia"/>
+        </w:rPr>
+        <w:t xml:space="preserve">(also ) </w:t>
+      </w:r>
+      <w:r>
+        <w:rPr>
+          <w:rFonts w:eastAsiaTheme="minorEastAsia"/>
+        </w:rPr>
+        <w:t xml:space="preserve">– hidden state </w:t>
       </w:r>
     </w:p>
     <w:p/>
@@ -589,6 +601,11 @@
     </w:p>
     <w:p/>
     <w:p>
+      <w:pPr>
+        <w:rPr>
+          <w:rFonts w:eastAsiaTheme="minorEastAsia"/>
+        </w:rPr>
+      </w:pPr>
       <w:r>
         <w:t xml:space="preserve">In the tuple </w:t>
       </w:r>
@@ -656,7 +673,263 @@
         <w:rPr>
           <w:rFonts w:eastAsiaTheme="minorEastAsia"/>
         </w:rPr>
-        <w:t xml:space="preserve"> Is the input token sequence </w:t>
+        <w:t xml:space="preserve"> Is the input token sequence</w:t>
+      </w:r>
+      <w:r>
+        <w:rPr>
+          <w:rFonts w:eastAsiaTheme="minorEastAsia"/>
+        </w:rPr>
+        <w:t xml:space="preserve">. </w:t>
+      </w:r>
+      <m:oMath>
+        <m:r>
+          <w:rPr>
+            <w:rFonts w:ascii="Cambria Math" w:eastAsiaTheme="minorEastAsia" w:hAnsi="Cambria Math"/>
+          </w:rPr>
+          <m:t>x</m:t>
+        </m:r>
+      </m:oMath>
+      <w:r>
+        <w:rPr>
+          <w:rFonts w:eastAsiaTheme="minorEastAsia"/>
+        </w:rPr>
+        <w:t xml:space="preserve"> is needed </w:t>
+      </w:r>
+      <w:r>
+        <w:rPr>
+          <w:rFonts w:eastAsiaTheme="minorEastAsia"/>
+        </w:rPr>
+        <w:t xml:space="preserve">because the per-token mass </w:t>
+      </w:r>
+      <m:oMath>
+        <m:r>
+          <m:rPr>
+            <m:scr m:val="fraktur"/>
+          </m:rPr>
+          <w:rPr>
+            <w:rFonts w:ascii="Cambria Math" w:eastAsiaTheme="minorEastAsia" w:hAnsi="Cambria Math"/>
+          </w:rPr>
+          <m:t>m</m:t>
+        </m:r>
+        <m:d>
+          <m:dPr>
+            <m:ctrlPr>
+              <w:rPr>
+                <w:rFonts w:ascii="Cambria Math" w:eastAsiaTheme="minorEastAsia" w:hAnsi="Cambria Math"/>
+                <w:i/>
+              </w:rPr>
+            </m:ctrlPr>
+          </m:dPr>
+          <m:e>
+            <m:r>
+              <w:rPr>
+                <w:rFonts w:ascii="Cambria Math" w:eastAsiaTheme="minorEastAsia" w:hAnsi="Cambria Math"/>
+              </w:rPr>
+              <m:t>x</m:t>
+            </m:r>
+          </m:e>
+        </m:d>
+      </m:oMath>
+      <w:r>
+        <w:rPr>
+          <w:rFonts w:eastAsiaTheme="minorEastAsia"/>
+        </w:rPr>
+        <w:t xml:space="preserve"> depends on the token identity </w:t>
+      </w:r>
+      <w:r>
+        <w:rPr>
+          <w:rFonts w:eastAsiaTheme="minorEastAsia"/>
+        </w:rPr>
+        <w:t xml:space="preserve">via the </w:t>
+      </w:r>
+      <w:r>
+        <w:rPr>
+          <w:rFonts w:ascii="Consolas" w:eastAsiaTheme="minorEastAsia" w:hAnsi="Consolas" w:cs="Consolas"/>
+          <w:sz w:val="17"/>
+          <w:szCs w:val="17"/>
+        </w:rPr>
+        <w:t>logfreq</w:t>
+      </w:r>
+      <w:r>
+        <w:rPr>
+          <w:rFonts w:eastAsiaTheme="minorEastAsia"/>
+        </w:rPr>
+        <w:t xml:space="preserve"> mass mode:</w:t>
+      </w:r>
+    </w:p>
+    <w:p>
+      <w:pPr>
+        <w:rPr>
+          <w:rFonts w:eastAsiaTheme="minorEastAsia"/>
+        </w:rPr>
+      </w:pPr>
+    </w:p>
+    <w:p>
+      <w:pPr>
+        <w:rPr>
+          <w:rFonts w:eastAsiaTheme="minorEastAsia"/>
+        </w:rPr>
+      </w:pPr>
+      <m:oMath>
+        <m:r>
+          <m:rPr>
+            <m:scr m:val="fraktur"/>
+          </m:rPr>
+          <w:rPr>
+            <w:rFonts w:ascii="Cambria Math" w:eastAsiaTheme="minorEastAsia" w:hAnsi="Cambria Math"/>
+          </w:rPr>
+          <m:t>m</m:t>
+        </m:r>
+        <m:d>
+          <m:dPr>
+            <m:ctrlPr>
+              <w:rPr>
+                <w:rFonts w:ascii="Cambria Math" w:eastAsiaTheme="minorEastAsia" w:hAnsi="Cambria Math"/>
+                <w:i/>
+              </w:rPr>
+            </m:ctrlPr>
+          </m:dPr>
+          <m:e>
+            <m:r>
+              <w:rPr>
+                <w:rFonts w:ascii="Cambria Math" w:eastAsiaTheme="minorEastAsia" w:hAnsi="Cambria Math"/>
+              </w:rPr>
+              <m:t>v</m:t>
+            </m:r>
+          </m:e>
+        </m:d>
+        <m:r>
+          <w:rPr>
+            <w:rFonts w:ascii="Cambria Math" w:eastAsiaTheme="minorEastAsia" w:hAnsi="Cambria Math"/>
+          </w:rPr>
+          <m:t>=-</m:t>
+        </m:r>
+        <m:r>
+          <w:rPr>
+            <w:rFonts w:ascii="Cambria Math" w:eastAsiaTheme="minorEastAsia" w:hAnsi="Cambria Math"/>
+          </w:rPr>
+          <m:t>α</m:t>
+        </m:r>
+        <m:func>
+          <m:funcPr>
+            <m:ctrlPr>
+              <w:rPr>
+                <w:rFonts w:ascii="Cambria Math" w:eastAsiaTheme="minorEastAsia" w:hAnsi="Cambria Math"/>
+                <w:i/>
+              </w:rPr>
+            </m:ctrlPr>
+          </m:funcPr>
+          <m:fName>
+            <m:r>
+              <m:rPr>
+                <m:sty m:val="p"/>
+              </m:rPr>
+              <w:rPr>
+                <w:rFonts w:ascii="Cambria Math" w:eastAsiaTheme="minorEastAsia" w:hAnsi="Cambria Math"/>
+              </w:rPr>
+              <m:t>log</m:t>
+            </m:r>
+          </m:fName>
+          <m:e>
+            <m:r>
+              <w:rPr>
+                <w:rFonts w:ascii="Cambria Math" w:eastAsiaTheme="minorEastAsia" w:hAnsi="Cambria Math"/>
+              </w:rPr>
+              <m:t>p</m:t>
+            </m:r>
+            <m:d>
+              <m:dPr>
+                <m:ctrlPr>
+                  <w:rPr>
+                    <w:rFonts w:ascii="Cambria Math" w:eastAsiaTheme="minorEastAsia" w:hAnsi="Cambria Math"/>
+                    <w:i/>
+                  </w:rPr>
+                </m:ctrlPr>
+              </m:dPr>
+              <m:e>
+                <m:r>
+                  <w:rPr>
+                    <w:rFonts w:ascii="Cambria Math" w:eastAsiaTheme="minorEastAsia" w:hAnsi="Cambria Math"/>
+                  </w:rPr>
+                  <m:t>v</m:t>
+                </m:r>
+              </m:e>
+            </m:d>
+          </m:e>
+        </m:func>
+        <m:r>
+          <w:rPr>
+            <w:rFonts w:ascii="Cambria Math" w:eastAsiaTheme="minorEastAsia" w:hAnsi="Cambria Math"/>
+          </w:rPr>
+          <m:t>+β</m:t>
+        </m:r>
+      </m:oMath>
+      <w:r>
+        <w:rPr>
+          <w:rFonts w:eastAsiaTheme="minorEastAsia"/>
+        </w:rPr>
+        <w:t xml:space="preserve"> </w:t>
+      </w:r>
+    </w:p>
+    <w:p>
+      <w:pPr>
+        <w:rPr>
+          <w:rFonts w:eastAsiaTheme="minorEastAsia"/>
+        </w:rPr>
+      </w:pPr>
+    </w:p>
+    <w:p>
+      <w:r>
+        <w:rPr>
+          <w:rFonts w:eastAsiaTheme="minorEastAsia"/>
+        </w:rPr>
+        <w:t xml:space="preserve">where </w:t>
+      </w:r>
+      <m:oMath>
+        <m:r>
+          <w:rPr>
+            <w:rFonts w:ascii="Cambria Math" w:eastAsiaTheme="minorEastAsia" w:hAnsi="Cambria Math"/>
+          </w:rPr>
+          <m:t>p</m:t>
+        </m:r>
+        <m:d>
+          <m:dPr>
+            <m:ctrlPr>
+              <w:rPr>
+                <w:rFonts w:ascii="Cambria Math" w:eastAsiaTheme="minorEastAsia" w:hAnsi="Cambria Math"/>
+                <w:i/>
+              </w:rPr>
+            </m:ctrlPr>
+          </m:dPr>
+          <m:e>
+            <m:r>
+              <w:rPr>
+                <w:rFonts w:ascii="Cambria Math" w:eastAsiaTheme="minorEastAsia" w:hAnsi="Cambria Math"/>
+              </w:rPr>
+              <m:t>v</m:t>
+            </m:r>
+          </m:e>
+        </m:d>
+      </m:oMath>
+      <w:r>
+        <w:rPr>
+          <w:rFonts w:eastAsiaTheme="minorEastAsia"/>
+        </w:rPr>
+        <w:t xml:space="preserve"> is the unigram frequency of token </w:t>
+      </w:r>
+      <m:oMath>
+        <m:r>
+          <w:rPr>
+            <w:rFonts w:ascii="Cambria Math" w:eastAsiaTheme="minorEastAsia" w:hAnsi="Cambria Math"/>
+          </w:rPr>
+          <m:t>v</m:t>
+        </m:r>
+      </m:oMath>
+      <w:r>
+        <w:rPr>
+          <w:rFonts w:eastAsiaTheme="minorEastAsia"/>
+        </w:rPr>
+        <w:t>.</w:t>
       </w:r>
     </w:p>
     <w:sectPr>

--- a/docs/splm/Determining_optimal_gamma_for_SPLM_PARFLM_and_Fock-PARFLM.docx
+++ b/docs/splm/Determining_optimal_gamma_for_SPLM_PARFLM_and_Fock-PARFLM.docx
@@ -517,23 +517,7 @@
             <w:rStyle w:val="Hyperlink"/>
             <w:rFonts w:eastAsiaTheme="minorEastAsia"/>
           </w:rPr>
-          <w:t xml:space="preserve">Semantic Simulation: A Prescriptive </w:t>
-        </w:r>
-        <w:proofErr w:type="spellStart"/>
-        <w:r>
-          <w:rPr>
-            <w:rStyle w:val="Hyperlink"/>
-            <w:rFonts w:eastAsiaTheme="minorEastAsia"/>
-          </w:rPr>
-          <w:t>Lagrangian</w:t>
-        </w:r>
-        <w:proofErr w:type="spellEnd"/>
-        <w:r>
-          <w:rPr>
-            <w:rStyle w:val="Hyperlink"/>
-            <w:rFonts w:eastAsiaTheme="minorEastAsia"/>
-          </w:rPr>
-          <w:t xml:space="preserve"> Framework for Efficient Semantic Inference, D.Gueorguiev, 2026</w:t>
+          <w:t>Semantic Simulation: A Prescriptive Lagrangian Framework for Efficient Semantic Inference, D.Gueorguiev, 2026</w:t>
         </w:r>
       </w:hyperlink>
     </w:p>
@@ -572,14 +556,46 @@
         <w:t>[3]</w:t>
       </w:r>
       <w:r>
-        <w:t xml:space="preserve"> Determining Optimal Gamma for Fock-PARFLM, Sem</w:t>
-      </w:r>
-      <w:r>
-        <w:t>s</w:t>
-      </w:r>
-      <w:r>
-        <w:t>imula companion note, 2026</w:t>
-      </w:r>
+        <w:t xml:space="preserve"> </w:t>
+      </w:r>
+      <w:hyperlink r:id="rId8" w:history="1">
+        <w:r>
+          <w:rPr>
+            <w:rStyle w:val="Hyperlink"/>
+          </w:rPr>
+          <w:t xml:space="preserve">Determining Optimal Gamma for Fock-PARFLM, </w:t>
+        </w:r>
+        <w:r>
+          <w:rPr>
+            <w:rStyle w:val="Hyperlink"/>
+            <w:i/>
+            <w:iCs/>
+          </w:rPr>
+          <w:t>Sem</w:t>
+        </w:r>
+        <w:r>
+          <w:rPr>
+            <w:rStyle w:val="Hyperlink"/>
+            <w:i/>
+            <w:iCs/>
+          </w:rPr>
+          <w:t>S</w:t>
+        </w:r>
+        <w:r>
+          <w:rPr>
+            <w:rStyle w:val="Hyperlink"/>
+            <w:i/>
+            <w:iCs/>
+          </w:rPr>
+          <w:t>imula</w:t>
+        </w:r>
+        <w:r>
+          <w:rPr>
+            <w:rStyle w:val="Hyperlink"/>
+          </w:rPr>
+          <w:t xml:space="preserve"> companion note, 2026</w:t>
+        </w:r>
+      </w:hyperlink>
     </w:p>
     <w:p/>
     <w:p>
@@ -647,7 +663,19 @@
         <w:rPr>
           <w:rFonts w:eastAsiaTheme="minorEastAsia"/>
         </w:rPr>
-        <w:t xml:space="preserve"> with shape </w:t>
+        <w:t xml:space="preserve"> </w:t>
+      </w:r>
+      <w:r>
+        <w:rPr>
+          <w:rFonts w:eastAsiaTheme="minorEastAsia"/>
+        </w:rPr>
+        <w:t>having</w:t>
+      </w:r>
+      <w:r>
+        <w:rPr>
+          <w:rFonts w:eastAsiaTheme="minorEastAsia"/>
+        </w:rPr>
+        <w:t xml:space="preserve"> shape </w:t>
       </w:r>
       <m:oMath>
         <m:d>
@@ -673,7 +701,25 @@
         <w:rPr>
           <w:rFonts w:eastAsiaTheme="minorEastAsia"/>
         </w:rPr>
-        <w:t xml:space="preserve"> Is the input token sequence</w:t>
+        <w:t>,</w:t>
+      </w:r>
+      <w:r>
+        <w:rPr>
+          <w:rFonts w:eastAsiaTheme="minorEastAsia"/>
+        </w:rPr>
+        <w:t xml:space="preserve"> </w:t>
+      </w:r>
+      <w:r>
+        <w:rPr>
+          <w:rFonts w:eastAsiaTheme="minorEastAsia"/>
+        </w:rPr>
+        <w:t>i</w:t>
+      </w:r>
+      <w:r>
+        <w:rPr>
+          <w:rFonts w:eastAsiaTheme="minorEastAsia"/>
+        </w:rPr>
+        <w:t>s the input token sequence</w:t>
       </w:r>
       <w:r>
         <w:rPr>
@@ -930,6 +976,26 @@
           <w:rFonts w:eastAsiaTheme="minorEastAsia"/>
         </w:rPr>
         <w:t>.</w:t>
+      </w:r>
+      <w:r>
+        <w:rPr>
+          <w:rFonts w:eastAsiaTheme="minorEastAsia"/>
+        </w:rPr>
+        <w:t xml:space="preserve"> So, </w:t>
+      </w:r>
+      <m:oMath>
+        <m:r>
+          <w:rPr>
+            <w:rFonts w:ascii="Cambria Math" w:eastAsiaTheme="minorEastAsia" w:hAnsi="Cambria Math"/>
+          </w:rPr>
+          <m:t>x</m:t>
+        </m:r>
+      </m:oMath>
+      <w:r>
+        <w:rPr>
+          <w:rFonts w:eastAsiaTheme="minorEastAsia"/>
+        </w:rPr>
+        <w:t xml:space="preserve"> determines the </w:t>
       </w:r>
     </w:p>
     <w:sectPr>

--- a/docs/splm/Determining_optimal_gamma_for_SPLM_PARFLM_and_Fock-PARFLM.docx
+++ b/docs/splm/Determining_optimal_gamma_for_SPLM_PARFLM_and_Fock-PARFLM.docx
@@ -72,7 +72,18 @@
         <w:t xml:space="preserve"> – the raw token ID sequence </w:t>
       </w:r>
       <w:r>
-        <w:t>which is a tensor of integers where each integer indexes into the BPE vocabulary (size 50,257 for the GPT-2 tokenizer). It is the model input before any embedding or processing happens.</w:t>
+        <w:t xml:space="preserve">which is a tensor of integers where each integer indexes into the BPE vocabulary (size </w:t>
+      </w:r>
+      <m:oMath>
+        <m:r>
+          <w:rPr>
+            <w:rFonts w:ascii="Cambria Math" w:hAnsi="Cambria Math"/>
+          </w:rPr>
+          <m:t>50,257</m:t>
+        </m:r>
+      </m:oMath>
+      <w:r>
+        <w:t xml:space="preserve"> for the GPT-2 tokenizer). It is the model input before any embedding or processing happens.</w:t>
       </w:r>
     </w:p>
     <w:p>
@@ -996,6 +1007,488 @@
           <w:rFonts w:eastAsiaTheme="minorEastAsia"/>
         </w:rPr>
         <w:t xml:space="preserve"> determines the </w:t>
+      </w:r>
+      <w:r>
+        <w:rPr>
+          <w:rFonts w:eastAsiaTheme="minorEastAsia"/>
+        </w:rPr>
+        <w:t xml:space="preserve">mass of each token </w:t>
+      </w:r>
+      <w:r>
+        <w:rPr>
+          <w:rFonts w:eastAsiaTheme="minorEastAsia"/>
+        </w:rPr>
+        <w:t xml:space="preserve">which enters the critical damping formula </w:t>
+      </w:r>
+      <m:oMath>
+        <m:sSub>
+          <m:sSubPr>
+            <m:ctrlPr>
+              <w:rPr>
+                <w:rFonts w:ascii="Cambria Math" w:eastAsiaTheme="minorEastAsia" w:hAnsi="Cambria Math"/>
+                <w:i/>
+              </w:rPr>
+            </m:ctrlPr>
+          </m:sSubPr>
+          <m:e>
+            <m:r>
+              <w:rPr>
+                <w:rFonts w:ascii="Cambria Math" w:eastAsiaTheme="minorEastAsia" w:hAnsi="Cambria Math"/>
+              </w:rPr>
+              <m:t>γ</m:t>
+            </m:r>
+          </m:e>
+          <m:sub>
+            <m:r>
+              <w:rPr>
+                <w:rFonts w:ascii="Cambria Math" w:eastAsiaTheme="minorEastAsia" w:hAnsi="Cambria Math"/>
+              </w:rPr>
+              <m:t>c</m:t>
+            </m:r>
+          </m:sub>
+        </m:sSub>
+        <m:r>
+          <w:rPr>
+            <w:rFonts w:ascii="Cambria Math" w:eastAsiaTheme="minorEastAsia" w:hAnsi="Cambria Math"/>
+          </w:rPr>
+          <m:t>=2</m:t>
+        </m:r>
+        <m:rad>
+          <m:radPr>
+            <m:degHide m:val="1"/>
+            <m:ctrlPr>
+              <w:rPr>
+                <w:rFonts w:ascii="Cambria Math" w:eastAsiaTheme="minorEastAsia" w:hAnsi="Cambria Math"/>
+                <w:i/>
+              </w:rPr>
+            </m:ctrlPr>
+          </m:radPr>
+          <m:deg/>
+          <m:e>
+            <m:sSub>
+              <m:sSubPr>
+                <m:ctrlPr>
+                  <w:rPr>
+                    <w:rFonts w:ascii="Cambria Math" w:eastAsiaTheme="minorEastAsia" w:hAnsi="Cambria Math"/>
+                    <w:i/>
+                  </w:rPr>
+                </m:ctrlPr>
+              </m:sSubPr>
+              <m:e>
+                <m:r>
+                  <w:rPr>
+                    <w:rFonts w:ascii="Cambria Math" w:eastAsiaTheme="minorEastAsia" w:hAnsi="Cambria Math"/>
+                  </w:rPr>
+                  <m:t>λ</m:t>
+                </m:r>
+              </m:e>
+              <m:sub>
+                <m:r>
+                  <w:rPr>
+                    <w:rFonts w:ascii="Cambria Math" w:eastAsiaTheme="minorEastAsia" w:hAnsi="Cambria Math"/>
+                  </w:rPr>
+                  <m:t>H</m:t>
+                </m:r>
+              </m:sub>
+            </m:sSub>
+            <m:r>
+              <m:rPr>
+                <m:scr m:val="fraktur"/>
+              </m:rPr>
+              <w:rPr>
+                <w:rFonts w:ascii="Cambria Math" w:eastAsiaTheme="minorEastAsia" w:hAnsi="Cambria Math"/>
+              </w:rPr>
+              <m:t>/m</m:t>
+            </m:r>
+          </m:e>
+        </m:rad>
+      </m:oMath>
+      <w:r>
+        <w:rPr>
+          <w:rFonts w:eastAsiaTheme="minorEastAsia"/>
+        </w:rPr>
+        <w:t xml:space="preserve"> . The average </w:t>
+      </w:r>
+      <m:oMath>
+        <m:sSub>
+          <m:sSubPr>
+            <m:ctrlPr>
+              <w:rPr>
+                <w:rFonts w:ascii="Cambria Math" w:eastAsiaTheme="minorEastAsia" w:hAnsi="Cambria Math"/>
+                <w:i/>
+              </w:rPr>
+            </m:ctrlPr>
+          </m:sSubPr>
+          <m:e>
+            <m:d>
+              <m:dPr>
+                <m:begChr m:val="〈"/>
+                <m:endChr m:val="〉"/>
+                <m:ctrlPr>
+                  <w:rPr>
+                    <w:rFonts w:ascii="Cambria Math" w:eastAsiaTheme="minorEastAsia" w:hAnsi="Cambria Math"/>
+                    <w:i/>
+                  </w:rPr>
+                </m:ctrlPr>
+              </m:dPr>
+              <m:e>
+                <m:rad>
+                  <m:radPr>
+                    <m:degHide m:val="1"/>
+                    <m:ctrlPr>
+                      <w:rPr>
+                        <w:rFonts w:ascii="Cambria Math" w:eastAsiaTheme="minorEastAsia" w:hAnsi="Cambria Math"/>
+                        <w:i/>
+                      </w:rPr>
+                    </m:ctrlPr>
+                  </m:radPr>
+                  <m:deg/>
+                  <m:e>
+                    <m:sSub>
+                      <m:sSubPr>
+                        <m:ctrlPr>
+                          <w:rPr>
+                            <w:rFonts w:ascii="Cambria Math" w:eastAsiaTheme="minorEastAsia" w:hAnsi="Cambria Math"/>
+                            <w:i/>
+                          </w:rPr>
+                        </m:ctrlPr>
+                      </m:sSubPr>
+                      <m:e>
+                        <m:r>
+                          <w:rPr>
+                            <w:rFonts w:ascii="Cambria Math" w:eastAsiaTheme="minorEastAsia" w:hAnsi="Cambria Math"/>
+                          </w:rPr>
+                          <m:t>λ</m:t>
+                        </m:r>
+                      </m:e>
+                      <m:sub>
+                        <m:r>
+                          <w:rPr>
+                            <w:rFonts w:ascii="Cambria Math" w:eastAsiaTheme="minorEastAsia" w:hAnsi="Cambria Math"/>
+                          </w:rPr>
+                          <m:t>H</m:t>
+                        </m:r>
+                      </m:sub>
+                    </m:sSub>
+                    <m:d>
+                      <m:dPr>
+                        <m:ctrlPr>
+                          <w:rPr>
+                            <w:rFonts w:ascii="Cambria Math" w:eastAsiaTheme="minorEastAsia" w:hAnsi="Cambria Math"/>
+                            <w:i/>
+                          </w:rPr>
+                        </m:ctrlPr>
+                      </m:dPr>
+                      <m:e>
+                        <m:r>
+                          <w:rPr>
+                            <w:rFonts w:ascii="Cambria Math" w:eastAsiaTheme="minorEastAsia" w:hAnsi="Cambria Math"/>
+                          </w:rPr>
+                          <m:t>ξ,x</m:t>
+                        </m:r>
+                      </m:e>
+                    </m:d>
+                    <m:r>
+                      <m:rPr>
+                        <m:scr m:val="fraktur"/>
+                      </m:rPr>
+                      <w:rPr>
+                        <w:rFonts w:ascii="Cambria Math" w:eastAsiaTheme="minorEastAsia" w:hAnsi="Cambria Math"/>
+                      </w:rPr>
+                      <m:t>/m</m:t>
+                    </m:r>
+                    <m:d>
+                      <m:dPr>
+                        <m:ctrlPr>
+                          <w:rPr>
+                            <w:rFonts w:ascii="Cambria Math" w:eastAsiaTheme="minorEastAsia" w:hAnsi="Cambria Math"/>
+                            <w:i/>
+                          </w:rPr>
+                        </m:ctrlPr>
+                      </m:dPr>
+                      <m:e>
+                        <m:r>
+                          <w:rPr>
+                            <w:rFonts w:ascii="Cambria Math" w:eastAsiaTheme="minorEastAsia" w:hAnsi="Cambria Math"/>
+                          </w:rPr>
+                          <m:t>x</m:t>
+                        </m:r>
+                      </m:e>
+                    </m:d>
+                  </m:e>
+                </m:rad>
+              </m:e>
+            </m:d>
+          </m:e>
+          <m:sub>
+            <m:r>
+              <w:rPr>
+                <w:rFonts w:ascii="Cambria Math" w:eastAsiaTheme="minorEastAsia" w:hAnsi="Cambria Math"/>
+              </w:rPr>
+              <m:t>ξ</m:t>
+            </m:r>
+            <m:r>
+              <w:rPr>
+                <w:rFonts w:ascii="Cambria Math" w:eastAsiaTheme="minorEastAsia" w:hAnsi="Cambria Math"/>
+              </w:rPr>
+              <m:t>,h,x</m:t>
+            </m:r>
+          </m:sub>
+        </m:sSub>
+      </m:oMath>
+      <w:r>
+        <w:rPr>
+          <w:rFonts w:eastAsiaTheme="minorEastAsia"/>
+        </w:rPr>
+        <w:t xml:space="preserve"> is interpreted as – 1) sample a batch of real text </w:t>
+      </w:r>
+      <w:r>
+        <w:rPr>
+          <w:rFonts w:eastAsiaTheme="minorEastAsia"/>
+        </w:rPr>
+        <w:lastRenderedPageBreak/>
+        <w:t>x, then 2) run the model to obtain</w:t>
+      </w:r>
+      <w:r>
+        <w:rPr>
+          <w:rFonts w:eastAsiaTheme="minorEastAsia"/>
+        </w:rPr>
+        <w:t xml:space="preserve"> </w:t>
+      </w:r>
+      <m:oMath>
+        <m:d>
+          <m:dPr>
+            <m:ctrlPr>
+              <w:rPr>
+                <w:rFonts w:ascii="Cambria Math" w:eastAsiaTheme="minorEastAsia" w:hAnsi="Cambria Math"/>
+                <w:i/>
+              </w:rPr>
+            </m:ctrlPr>
+          </m:dPr>
+          <m:e>
+            <m:sSub>
+              <m:sSubPr>
+                <m:ctrlPr>
+                  <w:rPr>
+                    <w:rFonts w:ascii="Cambria Math" w:eastAsiaTheme="minorEastAsia" w:hAnsi="Cambria Math"/>
+                    <w:i/>
+                  </w:rPr>
+                </m:ctrlPr>
+              </m:sSubPr>
+              <m:e>
+                <m:r>
+                  <w:rPr>
+                    <w:rFonts w:ascii="Cambria Math" w:eastAsiaTheme="minorEastAsia" w:hAnsi="Cambria Math"/>
+                  </w:rPr>
+                  <m:t>ξ</m:t>
+                </m:r>
+              </m:e>
+              <m:sub>
+                <m:r>
+                  <m:rPr>
+                    <m:scr m:val="script"/>
+                  </m:rPr>
+                  <w:rPr>
+                    <w:rFonts w:ascii="Cambria Math" w:eastAsiaTheme="minorEastAsia" w:hAnsi="Cambria Math"/>
+                  </w:rPr>
+                  <m:t>l</m:t>
+                </m:r>
+              </m:sub>
+            </m:sSub>
+            <m:r>
+              <w:rPr>
+                <w:rFonts w:ascii="Cambria Math" w:eastAsiaTheme="minorEastAsia" w:hAnsi="Cambria Math"/>
+              </w:rPr>
+              <m:t>,</m:t>
+            </m:r>
+            <m:sSub>
+              <m:sSubPr>
+                <m:ctrlPr>
+                  <w:rPr>
+                    <w:rFonts w:ascii="Cambria Math" w:eastAsiaTheme="minorEastAsia" w:hAnsi="Cambria Math"/>
+                    <w:i/>
+                  </w:rPr>
+                </m:ctrlPr>
+              </m:sSubPr>
+              <m:e>
+                <m:r>
+                  <w:rPr>
+                    <w:rFonts w:ascii="Cambria Math" w:eastAsiaTheme="minorEastAsia" w:hAnsi="Cambria Math"/>
+                  </w:rPr>
+                  <m:t>h</m:t>
+                </m:r>
+              </m:e>
+              <m:sub>
+                <m:r>
+                  <m:rPr>
+                    <m:scr m:val="script"/>
+                  </m:rPr>
+                  <w:rPr>
+                    <w:rFonts w:ascii="Cambria Math" w:eastAsiaTheme="minorEastAsia" w:hAnsi="Cambria Math"/>
+                  </w:rPr>
+                  <m:t>l</m:t>
+                </m:r>
+              </m:sub>
+            </m:sSub>
+          </m:e>
+        </m:d>
+      </m:oMath>
+      <w:r>
+        <w:rPr>
+          <w:rFonts w:eastAsiaTheme="minorEastAsia"/>
+        </w:rPr>
+        <w:t xml:space="preserve"> pairs for each layer </w:t>
+      </w:r>
+      <m:oMath>
+        <m:r>
+          <m:rPr>
+            <m:scr m:val="script"/>
+          </m:rPr>
+          <w:rPr>
+            <w:rFonts w:ascii="Cambria Math" w:eastAsiaTheme="minorEastAsia" w:hAnsi="Cambria Math"/>
+          </w:rPr>
+          <m:t>l</m:t>
+        </m:r>
+        <m:r>
+          <w:rPr>
+            <w:rFonts w:ascii="Cambria Math" w:eastAsiaTheme="minorEastAsia" w:hAnsi="Cambria Math"/>
+          </w:rPr>
+          <m:t>=1,..,L</m:t>
+        </m:r>
+      </m:oMath>
+      <w:r>
+        <w:rPr>
+          <w:rFonts w:eastAsiaTheme="minorEastAsia"/>
+        </w:rPr>
+        <w:t xml:space="preserve"> and finally 3) compute the  ratio </w:t>
+      </w:r>
+      <m:oMath>
+        <m:rad>
+          <m:radPr>
+            <m:degHide m:val="1"/>
+            <m:ctrlPr>
+              <w:rPr>
+                <w:rFonts w:ascii="Cambria Math" w:eastAsiaTheme="minorEastAsia" w:hAnsi="Cambria Math"/>
+                <w:i/>
+              </w:rPr>
+            </m:ctrlPr>
+          </m:radPr>
+          <m:deg/>
+          <m:e>
+            <m:sSub>
+              <m:sSubPr>
+                <m:ctrlPr>
+                  <w:rPr>
+                    <w:rFonts w:ascii="Cambria Math" w:eastAsiaTheme="minorEastAsia" w:hAnsi="Cambria Math"/>
+                    <w:i/>
+                  </w:rPr>
+                </m:ctrlPr>
+              </m:sSubPr>
+              <m:e>
+                <m:r>
+                  <w:rPr>
+                    <w:rFonts w:ascii="Cambria Math" w:eastAsiaTheme="minorEastAsia" w:hAnsi="Cambria Math"/>
+                  </w:rPr>
+                  <m:t>λ</m:t>
+                </m:r>
+              </m:e>
+              <m:sub>
+                <m:r>
+                  <w:rPr>
+                    <w:rFonts w:ascii="Cambria Math" w:eastAsiaTheme="minorEastAsia" w:hAnsi="Cambria Math"/>
+                  </w:rPr>
+                  <m:t>H</m:t>
+                </m:r>
+              </m:sub>
+            </m:sSub>
+            <m:d>
+              <m:dPr>
+                <m:ctrlPr>
+                  <w:rPr>
+                    <w:rFonts w:ascii="Cambria Math" w:eastAsiaTheme="minorEastAsia" w:hAnsi="Cambria Math"/>
+                    <w:i/>
+                  </w:rPr>
+                </m:ctrlPr>
+              </m:dPr>
+              <m:e>
+                <m:r>
+                  <w:rPr>
+                    <w:rFonts w:ascii="Cambria Math" w:eastAsiaTheme="minorEastAsia" w:hAnsi="Cambria Math"/>
+                  </w:rPr>
+                  <m:t>ξ,x</m:t>
+                </m:r>
+              </m:e>
+            </m:d>
+            <m:r>
+              <m:rPr>
+                <m:scr m:val="fraktur"/>
+              </m:rPr>
+              <w:rPr>
+                <w:rFonts w:ascii="Cambria Math" w:eastAsiaTheme="minorEastAsia" w:hAnsi="Cambria Math"/>
+              </w:rPr>
+              <m:t>/m</m:t>
+            </m:r>
+            <m:d>
+              <m:dPr>
+                <m:ctrlPr>
+                  <w:rPr>
+                    <w:rFonts w:ascii="Cambria Math" w:eastAsiaTheme="minorEastAsia" w:hAnsi="Cambria Math"/>
+                    <w:i/>
+                  </w:rPr>
+                </m:ctrlPr>
+              </m:dPr>
+              <m:e>
+                <m:r>
+                  <w:rPr>
+                    <w:rFonts w:ascii="Cambria Math" w:eastAsiaTheme="minorEastAsia" w:hAnsi="Cambria Math"/>
+                  </w:rPr>
+                  <m:t>x</m:t>
+                </m:r>
+              </m:e>
+            </m:d>
+          </m:e>
+        </m:rad>
+      </m:oMath>
+      <w:r>
+        <w:rPr>
+          <w:rFonts w:eastAsiaTheme="minorEastAsia"/>
+        </w:rPr>
+        <w:t xml:space="preserve"> using the token specific mass </w:t>
+      </w:r>
+      <m:oMath>
+        <m:r>
+          <m:rPr>
+            <m:scr m:val="fraktur"/>
+          </m:rPr>
+          <w:rPr>
+            <w:rFonts w:ascii="Cambria Math" w:eastAsiaTheme="minorEastAsia" w:hAnsi="Cambria Math"/>
+          </w:rPr>
+          <m:t>m</m:t>
+        </m:r>
+        <m:d>
+          <m:dPr>
+            <m:ctrlPr>
+              <w:rPr>
+                <w:rFonts w:ascii="Cambria Math" w:eastAsiaTheme="minorEastAsia" w:hAnsi="Cambria Math"/>
+                <w:i/>
+              </w:rPr>
+            </m:ctrlPr>
+          </m:dPr>
+          <m:e>
+            <m:r>
+              <w:rPr>
+                <w:rFonts w:ascii="Cambria Math" w:eastAsiaTheme="minorEastAsia" w:hAnsi="Cambria Math"/>
+              </w:rPr>
+              <m:t>v</m:t>
+            </m:r>
+          </m:e>
+        </m:d>
+      </m:oMath>
+      <w:r>
+        <w:rPr>
+          <w:rFonts w:eastAsiaTheme="minorEastAsia"/>
+        </w:rPr>
+        <w:t>.</w:t>
       </w:r>
     </w:p>
     <w:sectPr>

--- a/docs/splm/Determining_optimal_gamma_for_SPLM_PARFLM_and_Fock-PARFLM.docx
+++ b/docs/splm/Determining_optimal_gamma_for_SPLM_PARFLM_and_Fock-PARFLM.docx
@@ -936,6 +936,11 @@
       </w:pPr>
     </w:p>
     <w:p>
+      <w:pPr>
+        <w:rPr>
+          <w:rFonts w:eastAsiaTheme="minorEastAsia"/>
+        </w:rPr>
+      </w:pPr>
       <w:r>
         <w:rPr>
           <w:rFonts w:eastAsiaTheme="minorEastAsia"/>
@@ -1491,6 +1496,278 @@
         <w:t>.</w:t>
       </w:r>
     </w:p>
+    <w:p>
+      <w:pPr>
+        <w:rPr>
+          <w:rFonts w:eastAsiaTheme="minorEastAsia"/>
+        </w:rPr>
+      </w:pPr>
+    </w:p>
+    <w:p>
+      <w:pPr>
+        <w:rPr>
+          <w:rFonts w:eastAsiaTheme="minorEastAsia"/>
+        </w:rPr>
+      </w:pPr>
+      <w:r>
+        <w:rPr>
+          <w:rFonts w:eastAsiaTheme="minorEastAsia"/>
+        </w:rPr>
+        <w:t>The Hessian</w:t>
+      </w:r>
+      <w:r>
+        <w:rPr>
+          <w:rFonts w:eastAsiaTheme="minorEastAsia"/>
+        </w:rPr>
+        <w:t xml:space="preserve"> </w:t>
+      </w:r>
+      <w:r>
+        <w:rPr>
+          <w:rFonts w:eastAsiaTheme="minorEastAsia"/>
+        </w:rPr>
+        <w:t xml:space="preserve">is another quantity which needs to be computed in the process of estimating the damping factor </w:t>
+      </w:r>
+      <m:oMath>
+        <m:r>
+          <w:rPr>
+            <w:rFonts w:ascii="Cambria Math" w:eastAsiaTheme="minorEastAsia" w:hAnsi="Cambria Math"/>
+          </w:rPr>
+          <m:t>γ</m:t>
+        </m:r>
+      </m:oMath>
+      <w:r>
+        <w:rPr>
+          <w:rFonts w:eastAsiaTheme="minorEastAsia"/>
+        </w:rPr>
+        <w:t xml:space="preserve">. The Hessian is the matrix of the second derivatives </w:t>
+      </w:r>
+      <w:r>
+        <w:rPr>
+          <w:rFonts w:eastAsiaTheme="minorEastAsia"/>
+        </w:rPr>
+        <w:t xml:space="preserve">of </w:t>
+      </w:r>
+      <m:oMath>
+        <m:sSub>
+          <m:sSubPr>
+            <m:ctrlPr>
+              <w:rPr>
+                <w:rFonts w:ascii="Cambria Math" w:eastAsiaTheme="minorEastAsia" w:hAnsi="Cambria Math"/>
+                <w:i/>
+              </w:rPr>
+            </m:ctrlPr>
+          </m:sSubPr>
+          <m:e>
+            <m:r>
+              <w:rPr>
+                <w:rFonts w:ascii="Cambria Math" w:eastAsiaTheme="minorEastAsia" w:hAnsi="Cambria Math"/>
+              </w:rPr>
+              <m:t>V</m:t>
+            </m:r>
+          </m:e>
+          <m:sub>
+            <m:r>
+              <w:rPr>
+                <w:rFonts w:ascii="Cambria Math" w:eastAsiaTheme="minorEastAsia" w:hAnsi="Cambria Math"/>
+              </w:rPr>
+              <m:t>θ</m:t>
+            </m:r>
+          </m:sub>
+        </m:sSub>
+      </m:oMath>
+      <w:r>
+        <w:rPr>
+          <w:rFonts w:eastAsiaTheme="minorEastAsia"/>
+        </w:rPr>
+        <w:t xml:space="preserve"> with respect to the hidden states </w:t>
+      </w:r>
+      <m:oMath>
+        <m:r>
+          <w:rPr>
+            <w:rFonts w:ascii="Cambria Math" w:eastAsiaTheme="minorEastAsia" w:hAnsi="Cambria Math"/>
+          </w:rPr>
+          <m:t>h</m:t>
+        </m:r>
+      </m:oMath>
+      <w:r>
+        <w:rPr>
+          <w:rFonts w:eastAsiaTheme="minorEastAsia"/>
+        </w:rPr>
+        <w:t xml:space="preserve"> holding </w:t>
+      </w:r>
+      <m:oMath>
+        <m:r>
+          <w:rPr>
+            <w:rFonts w:ascii="Cambria Math" w:eastAsiaTheme="minorEastAsia" w:hAnsi="Cambria Math"/>
+          </w:rPr>
+          <m:t>ξ</m:t>
+        </m:r>
+      </m:oMath>
+      <w:r>
+        <w:rPr>
+          <w:rFonts w:eastAsiaTheme="minorEastAsia"/>
+        </w:rPr>
+        <w:t xml:space="preserve"> fixed:</w:t>
+      </w:r>
+    </w:p>
+    <w:p>
+      <w:pPr>
+        <w:rPr>
+          <w:rFonts w:eastAsiaTheme="minorEastAsia"/>
+        </w:rPr>
+      </w:pPr>
+    </w:p>
+    <w:p>
+      <w:pPr>
+        <w:rPr>
+          <w:rFonts w:eastAsiaTheme="minorEastAsia"/>
+        </w:rPr>
+      </w:pPr>
+      <m:oMath>
+        <m:r>
+          <w:rPr>
+            <w:rFonts w:ascii="Cambria Math" w:hAnsi="Cambria Math"/>
+          </w:rPr>
+          <m:t>H=</m:t>
+        </m:r>
+        <m:sSubSup>
+          <m:sSubSupPr>
+            <m:ctrlPr>
+              <w:rPr>
+                <w:rFonts w:ascii="Cambria Math" w:hAnsi="Cambria Math"/>
+                <w:i/>
+              </w:rPr>
+            </m:ctrlPr>
+          </m:sSubSupPr>
+          <m:e>
+            <m:r>
+              <m:rPr>
+                <m:sty m:val="p"/>
+              </m:rPr>
+              <w:rPr>
+                <w:rFonts w:ascii="Cambria Math" w:hAnsi="Cambria Math"/>
+              </w:rPr>
+              <m:t>∇</m:t>
+            </m:r>
+          </m:e>
+          <m:sub>
+            <m:r>
+              <w:rPr>
+                <w:rFonts w:ascii="Cambria Math" w:hAnsi="Cambria Math"/>
+              </w:rPr>
+              <m:t>h</m:t>
+            </m:r>
+          </m:sub>
+          <m:sup>
+            <m:r>
+              <w:rPr>
+                <w:rFonts w:ascii="Cambria Math" w:hAnsi="Cambria Math"/>
+              </w:rPr>
+              <m:t>2</m:t>
+            </m:r>
+          </m:sup>
+        </m:sSubSup>
+        <m:sSub>
+          <m:sSubPr>
+            <m:ctrlPr>
+              <w:rPr>
+                <w:rFonts w:ascii="Cambria Math" w:eastAsiaTheme="minorEastAsia" w:hAnsi="Cambria Math"/>
+                <w:i/>
+              </w:rPr>
+            </m:ctrlPr>
+          </m:sSubPr>
+          <m:e>
+            <m:r>
+              <w:rPr>
+                <w:rFonts w:ascii="Cambria Math" w:eastAsiaTheme="minorEastAsia" w:hAnsi="Cambria Math"/>
+              </w:rPr>
+              <m:t>V</m:t>
+            </m:r>
+          </m:e>
+          <m:sub>
+            <m:r>
+              <w:rPr>
+                <w:rFonts w:ascii="Cambria Math" w:eastAsiaTheme="minorEastAsia" w:hAnsi="Cambria Math"/>
+              </w:rPr>
+              <m:t>θ</m:t>
+            </m:r>
+          </m:sub>
+        </m:sSub>
+        <m:d>
+          <m:dPr>
+            <m:ctrlPr>
+              <w:rPr>
+                <w:rFonts w:ascii="Cambria Math" w:eastAsiaTheme="minorEastAsia" w:hAnsi="Cambria Math"/>
+                <w:i/>
+              </w:rPr>
+            </m:ctrlPr>
+          </m:dPr>
+          <m:e>
+            <m:r>
+              <w:rPr>
+                <w:rFonts w:ascii="Cambria Math" w:eastAsiaTheme="minorEastAsia" w:hAnsi="Cambria Math"/>
+              </w:rPr>
+              <m:t>ξ</m:t>
+            </m:r>
+            <m:r>
+              <w:rPr>
+                <w:rFonts w:ascii="Cambria Math" w:eastAsiaTheme="minorEastAsia" w:hAnsi="Cambria Math"/>
+              </w:rPr>
+              <m:t>,h</m:t>
+            </m:r>
+          </m:e>
+        </m:d>
+        <m:r>
+          <w:rPr>
+            <w:rFonts w:ascii="Cambria Math" w:eastAsiaTheme="minorEastAsia" w:hAnsi="Cambria Math"/>
+          </w:rPr>
+          <m:t>∈</m:t>
+        </m:r>
+        <m:sSup>
+          <m:sSupPr>
+            <m:ctrlPr>
+              <w:rPr>
+                <w:rFonts w:ascii="Cambria Math" w:eastAsiaTheme="minorEastAsia" w:hAnsi="Cambria Math"/>
+                <w:i/>
+              </w:rPr>
+            </m:ctrlPr>
+          </m:sSupPr>
+          <m:e>
+            <m:r>
+              <m:rPr>
+                <m:scr m:val="double-struck"/>
+              </m:rPr>
+              <w:rPr>
+                <w:rFonts w:ascii="Cambria Math" w:eastAsiaTheme="minorEastAsia" w:hAnsi="Cambria Math"/>
+              </w:rPr>
+              <m:t>R</m:t>
+            </m:r>
+          </m:e>
+          <m:sup>
+            <m:r>
+              <w:rPr>
+                <w:rFonts w:ascii="Cambria Math" w:eastAsiaTheme="minorEastAsia" w:hAnsi="Cambria Math"/>
+              </w:rPr>
+              <m:t>d×d</m:t>
+            </m:r>
+          </m:sup>
+        </m:sSup>
+      </m:oMath>
+      <w:r>
+        <w:rPr>
+          <w:rFonts w:eastAsiaTheme="minorEastAsia"/>
+        </w:rPr>
+        <w:t xml:space="preserve"> </w:t>
+      </w:r>
+    </w:p>
+    <w:p>
+      <w:pPr>
+        <w:rPr>
+          <w:rFonts w:eastAsiaTheme="minorEastAsia"/>
+        </w:rPr>
+      </w:pPr>
+    </w:p>
+    <w:p/>
     <w:sectPr>
       <w:pgSz w:w="12240" w:h="15840"/>
       <w:pgMar w:top="1440" w:right="1440" w:bottom="1440" w:left="1440" w:header="720" w:footer="720" w:gutter="0"/>

--- a/docs/splm/Determining_optimal_gamma_for_SPLM_PARFLM_and_Fock-PARFLM.docx
+++ b/docs/splm/Determining_optimal_gamma_for_SPLM_PARFLM_and_Fock-PARFLM.docx
@@ -1245,14 +1245,38 @@
         <w:rPr>
           <w:rFonts w:eastAsiaTheme="minorEastAsia"/>
         </w:rPr>
-        <w:t xml:space="preserve"> is interpreted as – 1) sample a batch of real text </w:t>
+        <w:t xml:space="preserve"> is </w:t>
+      </w:r>
+      <w:r>
+        <w:rPr>
+          <w:rFonts w:eastAsiaTheme="minorEastAsia"/>
+        </w:rPr>
+        <w:t>computed</w:t>
+      </w:r>
+      <w:r>
+        <w:rPr>
+          <w:rFonts w:eastAsiaTheme="minorEastAsia"/>
+        </w:rPr>
+        <w:t xml:space="preserve"> </w:t>
+      </w:r>
+      <w:r>
+        <w:rPr>
+          <w:rFonts w:eastAsiaTheme="minorEastAsia"/>
+        </w:rPr>
+        <w:t>using the following three steps</w:t>
+      </w:r>
+      <w:r>
+        <w:rPr>
+          <w:rFonts w:eastAsiaTheme="minorEastAsia"/>
+        </w:rPr>
+        <w:t xml:space="preserve"> – 1) </w:t>
       </w:r>
       <w:r>
         <w:rPr>
           <w:rFonts w:eastAsiaTheme="minorEastAsia"/>
         </w:rPr>
         <w:lastRenderedPageBreak/>
-        <w:t>x, then 2) run the model to obtain</w:t>
+        <w:t>sample a batch of real text x, then 2) run the model to obtain</w:t>
       </w:r>
       <w:r>
         <w:rPr>
@@ -1525,7 +1549,19 @@
         <w:rPr>
           <w:rFonts w:eastAsiaTheme="minorEastAsia"/>
         </w:rPr>
-        <w:t xml:space="preserve">is another quantity which needs to be computed in the process of estimating the damping factor </w:t>
+        <w:t xml:space="preserve">is another </w:t>
+      </w:r>
+      <w:r>
+        <w:rPr>
+          <w:rFonts w:eastAsiaTheme="minorEastAsia"/>
+        </w:rPr>
+        <w:t xml:space="preserve">physical </w:t>
+      </w:r>
+      <w:r>
+        <w:rPr>
+          <w:rFonts w:eastAsiaTheme="minorEastAsia"/>
+        </w:rPr>
+        <w:t xml:space="preserve">quantity which needs to be computed in the process of estimating the damping factor </w:t>
       </w:r>
       <m:oMath>
         <m:r>

--- a/docs/splm/Determining_optimal_gamma_for_SPLM_PARFLM_and_Fock-PARFLM.docx
+++ b/docs/splm/Determining_optimal_gamma_for_SPLM_PARFLM_and_Fock-PARFLM.docx
@@ -359,16 +359,16 @@
           <w:rFonts w:eastAsiaTheme="minorEastAsia"/>
           <w:color w:val="FF0000"/>
         </w:rPr>
-        <w:t>//TODO: finish the basics of the SPLM model dynamics and introduction to gamma control theory</w:t>
+        <w:t>//TODO: finish the introductory paragraph on Optimal Gamma in the SPLM Model</w:t>
       </w:r>
       <w:r>
         <w:rPr>
           <w:rFonts w:eastAsiaTheme="minorEastAsia"/>
           <w:color w:val="FF0000"/>
         </w:rPr>
-        <w:t xml:space="preserve"> (doc </w:t>
-      </w:r>
-      <w:hyperlink r:id="rId4" w:history="1">
+        <w:t xml:space="preserve"> (link </w:t>
+      </w:r>
+      <w:hyperlink r:id="rId4" w:anchor="1-why-this-question-matters" w:history="1">
         <w:r>
           <w:rPr>
             <w:rStyle w:val="Hyperlink"/>
@@ -398,6 +398,132 @@
           <w:rFonts w:eastAsiaTheme="minorEastAsia"/>
         </w:rPr>
       </w:pPr>
+      <w:r>
+        <w:rPr>
+          <w:rFonts w:eastAsiaTheme="minorEastAsia"/>
+        </w:rPr>
+        <w:t>The four estimators</w:t>
+      </w:r>
+    </w:p>
+    <w:p>
+      <w:pPr>
+        <w:rPr>
+          <w:rFonts w:eastAsiaTheme="minorEastAsia"/>
+        </w:rPr>
+      </w:pPr>
+    </w:p>
+    <w:p>
+      <w:pPr>
+        <w:rPr>
+          <w:rFonts w:eastAsiaTheme="minorEastAsia"/>
+        </w:rPr>
+      </w:pPr>
+      <w:r>
+        <w:rPr>
+          <w:rFonts w:eastAsiaTheme="minorEastAsia"/>
+        </w:rPr>
+        <w:t>Depth-Scaling Closed Form</w:t>
+      </w:r>
+    </w:p>
+    <w:p>
+      <w:pPr>
+        <w:rPr>
+          <w:rFonts w:eastAsiaTheme="minorEastAsia"/>
+        </w:rPr>
+      </w:pPr>
+    </w:p>
+    <w:p>
+      <w:pPr>
+        <w:pStyle w:val="Heading2"/>
+        <w:rPr>
+          <w:rFonts w:eastAsiaTheme="minorEastAsia"/>
+        </w:rPr>
+      </w:pPr>
+      <w:r>
+        <w:rPr>
+          <w:rFonts w:eastAsiaTheme="minorEastAsia"/>
+        </w:rPr>
+        <w:t xml:space="preserve">Hessian Spectrum Critical Damping </w:t>
+      </w:r>
+    </w:p>
+    <w:p>
+      <w:pPr>
+        <w:rPr>
+          <w:rFonts w:eastAsiaTheme="minorEastAsia"/>
+        </w:rPr>
+      </w:pPr>
+    </w:p>
+    <w:p>
+      <w:pPr>
+        <w:rPr>
+          <w:rFonts w:eastAsiaTheme="minorEastAsia"/>
+        </w:rPr>
+      </w:pPr>
+      <w:r>
+        <w:rPr>
+          <w:rFonts w:eastAsiaTheme="minorEastAsia"/>
+        </w:rPr>
+        <w:t xml:space="preserve">The Idea: </w:t>
+      </w:r>
+    </w:p>
+    <w:p>
+      <w:pPr>
+        <w:rPr>
+          <w:rFonts w:eastAsiaTheme="minorEastAsia"/>
+        </w:rPr>
+      </w:pPr>
+    </w:p>
+    <w:p>
+      <w:pPr>
+        <w:rPr>
+          <w:rFonts w:eastAsiaTheme="minorEastAsia"/>
+          <w:color w:val="FF0000"/>
+        </w:rPr>
+      </w:pPr>
+      <w:r>
+        <w:rPr>
+          <w:rFonts w:eastAsiaTheme="minorEastAsia"/>
+          <w:color w:val="FF0000"/>
+        </w:rPr>
+        <w:t>//TODO: finish the basics of the SPLM model dynamics and introduction to gamma control theory</w:t>
+      </w:r>
+      <w:r>
+        <w:rPr>
+          <w:rFonts w:eastAsiaTheme="minorEastAsia"/>
+          <w:color w:val="FF0000"/>
+        </w:rPr>
+        <w:t xml:space="preserve"> (doc </w:t>
+      </w:r>
+      <w:hyperlink r:id="rId5" w:history="1">
+        <w:r>
+          <w:rPr>
+            <w:rStyle w:val="Hyperlink"/>
+            <w:rFonts w:eastAsiaTheme="minorEastAsia"/>
+          </w:rPr>
+          <w:t>here</w:t>
+        </w:r>
+      </w:hyperlink>
+      <w:r>
+        <w:rPr>
+          <w:rFonts w:eastAsiaTheme="minorEastAsia"/>
+          <w:color w:val="FF0000"/>
+        </w:rPr>
+        <w:t>)</w:t>
+      </w:r>
+    </w:p>
+    <w:p>
+      <w:pPr>
+        <w:rPr>
+          <w:rFonts w:eastAsiaTheme="minorEastAsia"/>
+        </w:rPr>
+      </w:pPr>
+    </w:p>
+    <w:p>
+      <w:pPr>
+        <w:rPr>
+          <w:rFonts w:eastAsiaTheme="minorEastAsia"/>
+        </w:rPr>
+      </w:pPr>
     </w:p>
     <w:p>
       <w:pPr>
@@ -481,7 +607,7 @@
         </w:rPr>
         <w:t xml:space="preserve"> (doc </w:t>
       </w:r>
-      <w:hyperlink r:id="rId5" w:history="1">
+      <w:hyperlink r:id="rId6" w:history="1">
         <w:r>
           <w:rPr>
             <w:rStyle w:val="Hyperlink"/>
@@ -522,7 +648,7 @@
       <w:r>
         <w:t xml:space="preserve"> </w:t>
       </w:r>
-      <w:hyperlink r:id="rId6" w:history="1">
+      <w:hyperlink r:id="rId7" w:history="1">
         <w:r>
           <w:rPr>
             <w:rStyle w:val="Hyperlink"/>
@@ -539,7 +665,7 @@
       <w:r>
         <w:t xml:space="preserve"> </w:t>
       </w:r>
-      <w:hyperlink r:id="rId7" w:history="1">
+      <w:hyperlink r:id="rId8" w:history="1">
         <w:r>
           <w:rPr>
             <w:rStyle w:val="Hyperlink"/>
@@ -569,7 +695,7 @@
       <w:r>
         <w:t xml:space="preserve"> </w:t>
       </w:r>
-      <w:hyperlink r:id="rId8" w:history="1">
+      <w:hyperlink r:id="rId9" w:history="1">
         <w:r>
           <w:rPr>
             <w:rStyle w:val="Hyperlink"/>
@@ -623,6 +749,7 @@
         <w:pStyle w:val="Heading2"/>
       </w:pPr>
       <w:r>
+        <w:lastRenderedPageBreak/>
         <w:t>How the Hessian and its Eigenvalues Are Calculated</w:t>
       </w:r>
     </w:p>
@@ -1269,14 +1396,7 @@
         <w:rPr>
           <w:rFonts w:eastAsiaTheme="minorEastAsia"/>
         </w:rPr>
-        <w:t xml:space="preserve"> – 1) </w:t>
-      </w:r>
-      <w:r>
-        <w:rPr>
-          <w:rFonts w:eastAsiaTheme="minorEastAsia"/>
-        </w:rPr>
-        <w:lastRenderedPageBreak/>
-        <w:t>sample a batch of real text x, then 2) run the model to obtain</w:t>
+        <w:t xml:space="preserve"> – 1) sample a batch of real text x, then 2) run the model to obtain</w:t>
       </w:r>
       <w:r>
         <w:rPr>

--- a/docs/splm/Determining_optimal_gamma_for_SPLM_PARFLM_and_Fock-PARFLM.docx
+++ b/docs/splm/Determining_optimal_gamma_for_SPLM_PARFLM_and_Fock-PARFLM.docx
@@ -404,16 +404,23 @@
         </w:rPr>
         <w:t>The four estimators</w:t>
       </w:r>
-    </w:p>
-    <w:p>
-      <w:pPr>
-        <w:rPr>
-          <w:rFonts w:eastAsiaTheme="minorEastAsia"/>
-        </w:rPr>
-      </w:pPr>
-    </w:p>
-    <w:p>
-      <w:pPr>
+      <w:r>
+        <w:rPr>
+          <w:rFonts w:eastAsiaTheme="minorEastAsia"/>
+        </w:rPr>
+        <w:t>:</w:t>
+      </w:r>
+    </w:p>
+    <w:p>
+      <w:pPr>
+        <w:rPr>
+          <w:rFonts w:eastAsiaTheme="minorEastAsia"/>
+        </w:rPr>
+      </w:pPr>
+    </w:p>
+    <w:p>
+      <w:pPr>
+        <w:pStyle w:val="Heading2"/>
         <w:rPr>
           <w:rFonts w:eastAsiaTheme="minorEastAsia"/>
         </w:rPr>
@@ -464,6 +471,28 @@
           <w:rFonts w:eastAsiaTheme="minorEastAsia"/>
         </w:rPr>
         <w:t xml:space="preserve">The Idea: </w:t>
+      </w:r>
+    </w:p>
+    <w:p>
+      <w:pPr>
+        <w:rPr>
+          <w:rFonts w:eastAsiaTheme="minorEastAsia"/>
+        </w:rPr>
+      </w:pPr>
+    </w:p>
+    <w:p>
+      <w:pPr>
+        <w:rPr>
+          <w:rFonts w:eastAsiaTheme="minorEastAsia"/>
+          <w:color w:val="FF0000"/>
+        </w:rPr>
+      </w:pPr>
+      <w:r>
+        <w:rPr>
+          <w:rFonts w:eastAsiaTheme="minorEastAsia"/>
+          <w:color w:val="FF0000"/>
+        </w:rPr>
+        <w:t>//TODO: finish the discussion on Hessian Spectrum Critical Damping estimator (link here)</w:t>
       </w:r>
     </w:p>
     <w:p>
@@ -740,6 +769,7 @@
         <w:pStyle w:val="Heading1"/>
       </w:pPr>
       <w:r>
+        <w:lastRenderedPageBreak/>
         <w:t>Appendix</w:t>
       </w:r>
     </w:p>
@@ -749,7 +779,6 @@
         <w:pStyle w:val="Heading2"/>
       </w:pPr>
       <w:r>
-        <w:lastRenderedPageBreak/>
         <w:t>How the Hessian and its Eigenvalues Are Calculated</w:t>
       </w:r>
     </w:p>

--- a/docs/splm/Determining_optimal_gamma_for_SPLM_PARFLM_and_Fock-PARFLM.docx
+++ b/docs/splm/Determining_optimal_gamma_for_SPLM_PARFLM_and_Fock-PARFLM.docx
@@ -492,38 +492,9 @@
           <w:rFonts w:eastAsiaTheme="minorEastAsia"/>
           <w:color w:val="FF0000"/>
         </w:rPr>
-        <w:t>//TODO: finish the discussion on Hessian Spectrum Critical Damping estimator (link here)</w:t>
-      </w:r>
-    </w:p>
-    <w:p>
-      <w:pPr>
-        <w:rPr>
-          <w:rFonts w:eastAsiaTheme="minorEastAsia"/>
-        </w:rPr>
-      </w:pPr>
-    </w:p>
-    <w:p>
-      <w:pPr>
-        <w:rPr>
-          <w:rFonts w:eastAsiaTheme="minorEastAsia"/>
-          <w:color w:val="FF0000"/>
-        </w:rPr>
-      </w:pPr>
-      <w:r>
-        <w:rPr>
-          <w:rFonts w:eastAsiaTheme="minorEastAsia"/>
-          <w:color w:val="FF0000"/>
-        </w:rPr>
-        <w:t>//TODO: finish the basics of the SPLM model dynamics and introduction to gamma control theory</w:t>
-      </w:r>
-      <w:r>
-        <w:rPr>
-          <w:rFonts w:eastAsiaTheme="minorEastAsia"/>
-          <w:color w:val="FF0000"/>
-        </w:rPr>
-        <w:t xml:space="preserve"> (doc </w:t>
-      </w:r>
-      <w:hyperlink r:id="rId5" w:history="1">
+        <w:t xml:space="preserve">//TODO: finish the discussion on Hessian Spectrum Critical Damping estimator (link </w:t>
+      </w:r>
+      <w:hyperlink r:id="rId5" w:anchor="22-hessian-spectrum-critical-damping-gammaast_texthessian" w:history="1">
         <w:r>
           <w:rPr>
             <w:rStyle w:val="Hyperlink"/>
@@ -551,6 +522,51 @@
       <w:pPr>
         <w:rPr>
           <w:rFonts w:eastAsiaTheme="minorEastAsia"/>
+          <w:color w:val="FF0000"/>
+        </w:rPr>
+      </w:pPr>
+      <w:r>
+        <w:rPr>
+          <w:rFonts w:eastAsiaTheme="minorEastAsia"/>
+          <w:color w:val="FF0000"/>
+        </w:rPr>
+        <w:t>//TODO: finish the basics of the SPLM model dynamics and introduction to gamma control theory</w:t>
+      </w:r>
+      <w:r>
+        <w:rPr>
+          <w:rFonts w:eastAsiaTheme="minorEastAsia"/>
+          <w:color w:val="FF0000"/>
+        </w:rPr>
+        <w:t xml:space="preserve"> (doc </w:t>
+      </w:r>
+      <w:hyperlink r:id="rId6" w:history="1">
+        <w:r>
+          <w:rPr>
+            <w:rStyle w:val="Hyperlink"/>
+            <w:rFonts w:eastAsiaTheme="minorEastAsia"/>
+          </w:rPr>
+          <w:t>here</w:t>
+        </w:r>
+      </w:hyperlink>
+      <w:r>
+        <w:rPr>
+          <w:rFonts w:eastAsiaTheme="minorEastAsia"/>
+          <w:color w:val="FF0000"/>
+        </w:rPr>
+        <w:t>)</w:t>
+      </w:r>
+    </w:p>
+    <w:p>
+      <w:pPr>
+        <w:rPr>
+          <w:rFonts w:eastAsiaTheme="minorEastAsia"/>
+        </w:rPr>
+      </w:pPr>
+    </w:p>
+    <w:p>
+      <w:pPr>
+        <w:rPr>
+          <w:rFonts w:eastAsiaTheme="minorEastAsia"/>
         </w:rPr>
       </w:pPr>
     </w:p>
@@ -636,7 +652,7 @@
         </w:rPr>
         <w:t xml:space="preserve"> (doc </w:t>
       </w:r>
-      <w:hyperlink r:id="rId6" w:history="1">
+      <w:hyperlink r:id="rId7" w:history="1">
         <w:r>
           <w:rPr>
             <w:rStyle w:val="Hyperlink"/>
@@ -677,7 +693,7 @@
       <w:r>
         <w:t xml:space="preserve"> </w:t>
       </w:r>
-      <w:hyperlink r:id="rId7" w:history="1">
+      <w:hyperlink r:id="rId8" w:history="1">
         <w:r>
           <w:rPr>
             <w:rStyle w:val="Hyperlink"/>
@@ -694,7 +710,7 @@
       <w:r>
         <w:t xml:space="preserve"> </w:t>
       </w:r>
-      <w:hyperlink r:id="rId8" w:history="1">
+      <w:hyperlink r:id="rId9" w:history="1">
         <w:r>
           <w:rPr>
             <w:rStyle w:val="Hyperlink"/>
@@ -724,7 +740,7 @@
       <w:r>
         <w:t xml:space="preserve"> </w:t>
       </w:r>
-      <w:hyperlink r:id="rId9" w:history="1">
+      <w:hyperlink r:id="rId10" w:history="1">
         <w:r>
           <w:rPr>
             <w:rStyle w:val="Hyperlink"/>

--- a/docs/splm/Determining_optimal_gamma_for_SPLM_PARFLM_and_Fock-PARFLM.docx
+++ b/docs/splm/Determining_optimal_gamma_for_SPLM_PARFLM_and_Fock-PARFLM.docx
@@ -779,13 +779,45 @@
         </w:r>
       </w:hyperlink>
     </w:p>
+    <w:p>
+      <w:r>
+        <w:t xml:space="preserve">[4] </w:t>
+      </w:r>
+      <w:hyperlink r:id="rId11" w:history="1">
+        <w:r>
+          <w:rPr>
+            <w:rStyle w:val="Hyperlink"/>
+          </w:rPr>
+          <w:t>Symplectic Integration for SPLM: Velocity-Verlet, Strang Splitting, and What We Actually Measured</w:t>
+        </w:r>
+        <w:r>
+          <w:rPr>
+            <w:rStyle w:val="Hyperlink"/>
+          </w:rPr>
+          <w:t xml:space="preserve">, </w:t>
+        </w:r>
+        <w:r>
+          <w:rPr>
+            <w:rStyle w:val="Hyperlink"/>
+            <w:i/>
+            <w:iCs/>
+          </w:rPr>
+          <w:t>SemSimula</w:t>
+        </w:r>
+        <w:r>
+          <w:rPr>
+            <w:rStyle w:val="Hyperlink"/>
+          </w:rPr>
+          <w:t xml:space="preserve"> companion note, 2026</w:t>
+        </w:r>
+      </w:hyperlink>
+    </w:p>
     <w:p/>
     <w:p>
       <w:pPr>
         <w:pStyle w:val="Heading1"/>
       </w:pPr>
       <w:r>
-        <w:lastRenderedPageBreak/>
         <w:t>Appendix</w:t>
       </w:r>
     </w:p>

--- a/docs/splm/Determining_optimal_gamma_for_SPLM_PARFLM_and_Fock-PARFLM.docx
+++ b/docs/splm/Determining_optimal_gamma_for_SPLM_PARFLM_and_Fock-PARFLM.docx
@@ -821,6 +821,48 @@
         <w:t>Appendix</w:t>
       </w:r>
     </w:p>
+    <w:p/>
+    <w:p>
+      <w:pPr>
+        <w:pStyle w:val="Heading2"/>
+      </w:pPr>
+      <w:r>
+        <w:t>Symplectic Integration for SPLM family: Symplectic Euler, Velocity-Verlet , Strang Splitting</w:t>
+      </w:r>
+    </w:p>
+    <w:p/>
+    <w:p>
+      <w:r>
+        <w:rPr>
+          <w:b/>
+          <w:bCs/>
+        </w:rPr>
+        <w:t>Definition</w:t>
+      </w:r>
+      <w:r>
+        <w:t xml:space="preserve"> </w:t>
+      </w:r>
+      <w:r>
+        <w:rPr>
+          <w:i/>
+          <w:iCs/>
+        </w:rPr>
+        <w:t>Symplectic Integrator</w:t>
+      </w:r>
+    </w:p>
+    <w:p/>
+    <w:p/>
+    <w:p/>
+    <w:p>
+      <w:pPr>
+        <w:pStyle w:val="Heading3"/>
+      </w:pPr>
+      <w:r>
+        <w:t>Symplectic Euler (aka Semi-Implicit Euler)</w:t>
+      </w:r>
+    </w:p>
+    <w:p/>
+    <w:p/>
     <w:p/>
     <w:p>
       <w:pPr>
@@ -2460,20 +2502,18 @@
     <w:next w:val="Normal"/>
     <w:link w:val="Heading3Char"/>
     <w:uiPriority w:val="9"/>
-    <w:semiHidden/>
     <w:unhideWhenUsed/>
     <w:qFormat/>
-    <w:rsid w:val="006471C7"/>
+    <w:rsid w:val="00A1133B"/>
     <w:pPr>
       <w:keepNext/>
       <w:keepLines/>
-      <w:spacing w:before="160" w:after="80"/>
       <w:outlineLvl w:val="2"/>
     </w:pPr>
     <w:rPr>
-      <w:rFonts w:eastAsiaTheme="majorEastAsia" w:cstheme="majorBidi"/>
+      <w:rFonts w:asciiTheme="majorHAnsi" w:eastAsiaTheme="majorEastAsia" w:hAnsiTheme="majorHAnsi" w:cstheme="majorBidi"/>
       <w:color w:val="2F5496" w:themeColor="accent1" w:themeShade="BF"/>
-      <w:sz w:val="28"/>
+      <w:sz w:val="22"/>
       <w:szCs w:val="28"/>
     </w:rPr>
   </w:style>
@@ -2664,12 +2704,11 @@
     <w:basedOn w:val="DefaultParagraphFont"/>
     <w:link w:val="Heading3"/>
     <w:uiPriority w:val="9"/>
-    <w:semiHidden/>
-    <w:rsid w:val="006471C7"/>
+    <w:rsid w:val="00A1133B"/>
     <w:rPr>
-      <w:rFonts w:eastAsiaTheme="majorEastAsia" w:cstheme="majorBidi"/>
+      <w:rFonts w:asciiTheme="majorHAnsi" w:eastAsiaTheme="majorEastAsia" w:hAnsiTheme="majorHAnsi" w:cstheme="majorBidi"/>
       <w:color w:val="2F5496" w:themeColor="accent1" w:themeShade="BF"/>
-      <w:sz w:val="28"/>
+      <w:sz w:val="22"/>
       <w:szCs w:val="28"/>
     </w:rPr>
   </w:style>
